--- a/Sprint20260921-20261002/HERO-68814_20261008_112534.docx
+++ b/Sprint20260921-20261002/HERO-68814_20261008_112534.docx
@@ -20,6 +20,21 @@
     </w:p>
     <w:p>
       <w:pPr>
+        <w:spacing w:before="0" w:after="80"/>
+      </w:pPr>
+      <w:r>
+        <w:rPr>
+          <w:rFonts w:ascii="Arial" w:hAnsi="Arial" w:eastAsia="Arial" w:cs="Arial"/>
+          <w:b w:val="0"/>
+          <w:color w:val="000000"/>
+          <w:sz w:val="20"/>
+          <w:u w:val="none"/>
+        </w:rPr>
+        <w:t>&gt; Font: Arial for the entire document. L1: 16pt bold center; L2: 13pt bold underlined; L3: 12pt bold blue (#001eff); L4: 11pt bold blue (#001eff); body: 10pt. Language: English.</w:t>
+      </w:r>
+    </w:p>
+    <w:p>
+      <w:pPr>
         <w:spacing w:before="200" w:after="120"/>
       </w:pPr>
       <w:r>
@@ -45,7 +60,7 @@
           <w:sz w:val="24"/>
           <w:u w:val="none"/>
         </w:rPr>
-        <w:t>F1.Unmark Delivery API Request with Single Item</w:t>
+        <w:t>F1. Successful Unmark Delivery API Requests</w:t>
       </w:r>
     </w:p>
     <w:p>
@@ -60,7 +75,7 @@
           <w:sz w:val="22"/>
           <w:u w:val="none"/>
         </w:rPr>
-        <w:t>F1.1.Verify Successful Unmark Delivery for a Single Delivered Item via API</w:t>
+        <w:t>F1.1. Unmark a Single Delivered Item Using the Internal Check Item ID</w:t>
       </w:r>
     </w:p>
     <w:p>
@@ -91,7 +106,7 @@
           <w:sz w:val="20"/>
           <w:u w:val="none"/>
         </w:rPr>
-        <w:t>1. POS backend with the new unmark delivery API deployed is accessible through API Portal in the local test environment</w:t>
+        <w:t>1. The new API request for unmark delivery is available in API Portal for the Shiji KDS interface.</w:t>
       </w:r>
     </w:p>
     <w:p>
@@ -107,7 +122,7 @@
           <w:sz w:val="20"/>
           <w:u w:val="none"/>
         </w:rPr>
-        <w:t>2. The target outlet has the Shiji KDS interface attached OR Setup 1 (Enable API portal generate item unique key = Yes) is configured under POS System &gt; Ordering Setup &gt; Config by Location &gt; Item References Settings</w:t>
+        <w:t>2. The Shiji KDS interface is attached to the outlet.</w:t>
       </w:r>
     </w:p>
     <w:p>
@@ -123,23 +138,7 @@
           <w:sz w:val="20"/>
           <w:u w:val="none"/>
         </w:rPr>
-        <w:t>3. A check with at least one item already marked as delivered exists on a real (occupied, not locked) table</w:t>
-      </w:r>
-    </w:p>
-    <w:p>
-      <w:pPr>
-        <w:spacing w:before="0" w:after="40"/>
-        <w:ind w:left="360" w:hanging="240"/>
-      </w:pPr>
-      <w:r>
-        <w:rPr>
-          <w:rFonts w:ascii="Arial" w:hAnsi="Arial" w:eastAsia="Arial" w:cs="Arial"/>
-          <w:b w:val="0"/>
-          <w:color w:val="000000"/>
-          <w:sz w:val="20"/>
-          <w:u w:val="none"/>
-        </w:rPr>
-        <w:t>4. The API caller (Shiji KDS interface or third-party) holds a valid access token/credential for the API Portal</w:t>
+        <w:t>3. An occupied table has a check containing an old item that is currently marked as delivered.</w:t>
       </w:r>
     </w:p>
     <w:p>
@@ -170,7 +169,7 @@
           <w:sz w:val="20"/>
           <w:u w:val="none"/>
         </w:rPr>
-        <w:t>1. Construct an API request with parameters: outlet, check id, item id, quantity (matching a delivered item) and POST it to the new unmark delivery API endpoint</w:t>
+        <w:t>1. Send an unmark delivery API request with the outlet, check id, the internal check item id and quantity.</w:t>
       </w:r>
     </w:p>
     <w:p>
@@ -186,7 +185,7 @@
           <w:sz w:val="20"/>
           <w:u w:val="none"/>
         </w:rPr>
-        <w:t>2. Capture the API response code and body</w:t>
+        <w:t>2. Wait for the system to process the request.</w:t>
       </w:r>
     </w:p>
     <w:p>
@@ -202,23 +201,7 @@
           <w:sz w:val="20"/>
           <w:u w:val="none"/>
         </w:rPr>
-        <w:t>3. Open the target check in POS and verify the delivered status of the target item</w:t>
-      </w:r>
-    </w:p>
-    <w:p>
-      <w:pPr>
-        <w:spacing w:before="0" w:after="40"/>
-        <w:ind w:left="360" w:hanging="240"/>
-      </w:pPr>
-      <w:r>
-        <w:rPr>
-          <w:rFonts w:ascii="Arial" w:hAnsi="Arial" w:eastAsia="Arial" w:cs="Arial"/>
-          <w:b w:val="0"/>
-          <w:color w:val="000000"/>
-          <w:sz w:val="20"/>
-          <w:u w:val="none"/>
-        </w:rPr>
-        <w:t>4. Verify whether the action slip is printed according to Setup 2 (Print When Rollback) configuration</w:t>
+        <w:t>3. Open the target check in the POS client and check the item status.</w:t>
       </w:r>
     </w:p>
     <w:p>
@@ -249,7 +232,7 @@
           <w:sz w:val="20"/>
           <w:u w:val="none"/>
         </w:rPr>
-        <w:t>1. The API returns a successful response indicating the delivered status of the target item has been cleared</w:t>
+        <w:t>1. The system opens the target check and retrieves the target item using the provided internal check item id.</w:t>
       </w:r>
     </w:p>
     <w:p>
@@ -265,7 +248,7 @@
           <w:sz w:val="20"/>
           <w:u w:val="none"/>
         </w:rPr>
-        <w:t>2. The corresponding item's delivered status is cleared in POS</w:t>
+        <w:t>2. The delivered status of the target item is cleared successfully.</w:t>
       </w:r>
     </w:p>
     <w:p>
@@ -281,23 +264,7 @@
           <w:sz w:val="20"/>
           <w:u w:val="none"/>
         </w:rPr>
-        <w:t>3. If Setup 2 does not exist OR has the value "Yes", the mark delivery action slip is printed for the unmarked item</w:t>
-      </w:r>
-    </w:p>
-    <w:p>
-      <w:pPr>
-        <w:spacing w:before="0" w:after="40"/>
-        <w:ind w:left="360" w:hanging="240"/>
-      </w:pPr>
-      <w:r>
-        <w:rPr>
-          <w:rFonts w:ascii="Arial" w:hAnsi="Arial" w:eastAsia="Arial" w:cs="Arial"/>
-          <w:b w:val="0"/>
-          <w:color w:val="000000"/>
-          <w:sz w:val="20"/>
-          <w:u w:val="none"/>
-        </w:rPr>
-        <w:t>4. If Setup 2 has the value "No", no action slip is printed</w:t>
+        <w:t>3. The API returns a successful response.</w:t>
       </w:r>
     </w:p>
     <w:p>
@@ -312,7 +279,7 @@
           <w:sz w:val="22"/>
           <w:u w:val="none"/>
         </w:rPr>
-        <w:t>F1.2.Verify Item Retrieval by Internal Check Item ID When KDS Interface Is Attached</w:t>
+        <w:t>F1.2. Retrieve the Target Item Using the Item Unique Key When Shiji KDS Is Not Attached</w:t>
       </w:r>
     </w:p>
     <w:p>
@@ -343,7 +310,7 @@
           <w:sz w:val="20"/>
           <w:u w:val="none"/>
         </w:rPr>
-        <w:t>1. The target outlet has the Shiji KDS interface attached under Config by Location</w:t>
+        <w:t>1. The Shiji KDS interface is NOT attached to the outlet.</w:t>
       </w:r>
     </w:p>
     <w:p>
@@ -359,7 +326,7 @@
           <w:sz w:val="20"/>
           <w:u w:val="none"/>
         </w:rPr>
-        <w:t>2. POS backend with the new unmark delivery API is accessible through API Portal</w:t>
+        <w:t>2. Setup 1 "Enable API portal generate item unique key" is set to Yes for the target location in Item References Settings.</w:t>
       </w:r>
     </w:p>
     <w:p>
@@ -375,7 +342,7 @@
           <w:sz w:val="20"/>
           <w:u w:val="none"/>
         </w:rPr>
-        <w:t>3. A check with multiple items (some delivered, some not delivered) exists on an occupied, unlocked table</w:t>
+        <w:t>3. An old item marked as delivered exists on a check.</w:t>
       </w:r>
     </w:p>
     <w:p>
@@ -406,7 +373,7 @@
           <w:sz w:val="20"/>
           <w:u w:val="none"/>
         </w:rPr>
-        <w:t>1. Construct an API request using the internal check item ID of a delivered item as the item identifier</w:t>
+        <w:t>1. Send an unmark delivery API request with the outlet, check id, the item unique key and quantity.</w:t>
       </w:r>
     </w:p>
     <w:p>
@@ -422,7 +389,7 @@
           <w:sz w:val="20"/>
           <w:u w:val="none"/>
         </w:rPr>
-        <w:t>2. POST the request to the new unmark delivery API endpoint</w:t>
+        <w:t>2. Wait for the system to process the request.</w:t>
       </w:r>
     </w:p>
     <w:p>
@@ -438,7 +405,7 @@
           <w:sz w:val="20"/>
           <w:u w:val="none"/>
         </w:rPr>
-        <w:t>3. Verify the API response and the corresponding item delivered status in POS</w:t>
+        <w:t>3. Open the check and check the item status.</w:t>
       </w:r>
     </w:p>
     <w:p>
@@ -469,7 +436,7 @@
           <w:sz w:val="20"/>
           <w:u w:val="none"/>
         </w:rPr>
-        <w:t>1. The system uses the provided internal check item ID to retrieve the target item because the KDS interface is attached</w:t>
+        <w:t>1. The system retrieves the target item using the item unique key related to Setup 1.</w:t>
       </w:r>
     </w:p>
     <w:p>
@@ -485,7 +452,7 @@
           <w:sz w:val="20"/>
           <w:u w:val="none"/>
         </w:rPr>
-        <w:t>2. The target item's delivered status is cleared successfully</w:t>
+        <w:t>2. The delivered status of the target item is cleared successfully.</w:t>
       </w:r>
     </w:p>
     <w:p>
@@ -501,23 +468,7 @@
           <w:sz w:val="20"/>
           <w:u w:val="none"/>
         </w:rPr>
-        <w:t>3. Other items in the check remain unchanged</w:t>
-      </w:r>
-    </w:p>
-    <w:p>
-      <w:pPr>
-        <w:spacing w:before="0" w:after="40"/>
-        <w:ind w:left="360" w:hanging="240"/>
-      </w:pPr>
-      <w:r>
-        <w:rPr>
-          <w:rFonts w:ascii="Arial" w:hAnsi="Arial" w:eastAsia="Arial" w:cs="Arial"/>
-          <w:b w:val="0"/>
-          <w:color w:val="000000"/>
-          <w:sz w:val="20"/>
-          <w:u w:val="none"/>
-        </w:rPr>
-        <w:t>4. The API returns a successful response</w:t>
+        <w:t>3. The API returns a successful response.</w:t>
       </w:r>
     </w:p>
     <w:p>
@@ -532,7 +483,7 @@
           <w:sz w:val="22"/>
           <w:u w:val="none"/>
         </w:rPr>
-        <w:t>F1.3.Verify Item Retrieval by Item Unique Key When KDS Interface Is NOT Attached</w:t>
+        <w:t>F1.3. Unmark Multiple Delivered Items in One Request</w:t>
       </w:r>
     </w:p>
     <w:p>
@@ -563,7 +514,7 @@
           <w:sz w:val="20"/>
           <w:u w:val="none"/>
         </w:rPr>
-        <w:t>1. The target outlet does NOT have the Shiji KDS interface attached under Config by Location</w:t>
+        <w:t>1. The Shiji KDS interface is attached to the outlet.</w:t>
       </w:r>
     </w:p>
     <w:p>
@@ -579,39 +530,7 @@
           <w:sz w:val="20"/>
           <w:u w:val="none"/>
         </w:rPr>
-        <w:t>2. Setup 1 (Enable API portal generate item unique key = Yes) is configured under Item References Settings</w:t>
-      </w:r>
-    </w:p>
-    <w:p>
-      <w:pPr>
-        <w:spacing w:before="0" w:after="40"/>
-        <w:ind w:left="360" w:hanging="240"/>
-      </w:pPr>
-      <w:r>
-        <w:rPr>
-          <w:rFonts w:ascii="Arial" w:hAnsi="Arial" w:eastAsia="Arial" w:cs="Arial"/>
-          <w:b w:val="0"/>
-          <w:color w:val="000000"/>
-          <w:sz w:val="20"/>
-          <w:u w:val="none"/>
-        </w:rPr>
-        <w:t>3. POS backend with the new unmark delivery API is accessible through API Portal</w:t>
-      </w:r>
-    </w:p>
-    <w:p>
-      <w:pPr>
-        <w:spacing w:before="0" w:after="40"/>
-        <w:ind w:left="360" w:hanging="240"/>
-      </w:pPr>
-      <w:r>
-        <w:rPr>
-          <w:rFonts w:ascii="Arial" w:hAnsi="Arial" w:eastAsia="Arial" w:cs="Arial"/>
-          <w:b w:val="0"/>
-          <w:color w:val="000000"/>
-          <w:sz w:val="20"/>
-          <w:u w:val="none"/>
-        </w:rPr>
-        <w:t>4. A check with a delivered item exists on an occupied, unlocked table</w:t>
+        <w:t>2. A check contains multiple old items, all marked as delivered.</w:t>
       </w:r>
     </w:p>
     <w:p>
@@ -642,7 +561,7 @@
           <w:sz w:val="20"/>
           <w:u w:val="none"/>
         </w:rPr>
-        <w:t>1. Construct an API request using the item unique key (generated via Setup 1) as the item identifier</w:t>
+        <w:t>1. Send a single unmark delivery API request containing multiple item entries with their item ids and quantities.</w:t>
       </w:r>
     </w:p>
     <w:p>
@@ -658,7 +577,7 @@
           <w:sz w:val="20"/>
           <w:u w:val="none"/>
         </w:rPr>
-        <w:t>2. POST the request to the new unmark delivery API endpoint</w:t>
+        <w:t>2. Wait for the system to loop through the item array.</w:t>
       </w:r>
     </w:p>
     <w:p>
@@ -674,7 +593,7 @@
           <w:sz w:val="20"/>
           <w:u w:val="none"/>
         </w:rPr>
-        <w:t>3. Verify the API response and the corresponding item delivered status in POS</w:t>
+        <w:t>3. Open the check and verify each item status.</w:t>
       </w:r>
     </w:p>
     <w:p>
@@ -705,7 +624,7 @@
           <w:sz w:val="20"/>
           <w:u w:val="none"/>
         </w:rPr>
-        <w:t>1. The system uses the item unique key (related to Setup 1) to retrieve the target item because the KDS interface is NOT attached</w:t>
+        <w:t>1. The system processes every item in the item array one by one.</w:t>
       </w:r>
     </w:p>
     <w:p>
@@ -721,7 +640,7 @@
           <w:sz w:val="20"/>
           <w:u w:val="none"/>
         </w:rPr>
-        <w:t>2. The target item's delivered status is cleared successfully</w:t>
+        <w:t>2. The delivered status is cleared for all listed items.</w:t>
       </w:r>
     </w:p>
     <w:p>
@@ -737,22 +656,7 @@
           <w:sz w:val="20"/>
           <w:u w:val="none"/>
         </w:rPr>
-        <w:t>3. The API returns a successful response</w:t>
-      </w:r>
-    </w:p>
-    <w:p>
-      <w:pPr>
-        <w:spacing w:before="160" w:after="80"/>
-      </w:pPr>
-      <w:r>
-        <w:rPr>
-          <w:rFonts w:ascii="Arial" w:hAnsi="Arial" w:eastAsia="Arial" w:cs="Arial"/>
-          <w:b/>
-          <w:color w:val="001EFF"/>
-          <w:sz w:val="24"/>
-          <w:u w:val="none"/>
-        </w:rPr>
-        <w:t>F2.Unmark Delivery API Request with Multiple Items</w:t>
+        <w:t>3. The API returns a successful response for the request.</w:t>
       </w:r>
     </w:p>
     <w:p>
@@ -767,7 +671,7 @@
           <w:sz w:val="22"/>
           <w:u w:val="none"/>
         </w:rPr>
-        <w:t>F2.1.Verify Successful Unmark Delivery for Multiple Delivered Items in One Request</w:t>
+        <w:t>F1.4. Unmark All Items of a Check When No Items Are Provided</w:t>
       </w:r>
     </w:p>
     <w:p>
@@ -798,7 +702,7 @@
           <w:sz w:val="20"/>
           <w:u w:val="none"/>
         </w:rPr>
-        <w:t>1. POS backend with the new unmark delivery API is accessible through API Portal</w:t>
+        <w:t>1. The Shiji KDS interface is attached to the outlet.</w:t>
       </w:r>
     </w:p>
     <w:p>
@@ -814,23 +718,7 @@
           <w:sz w:val="20"/>
           <w:u w:val="none"/>
         </w:rPr>
-        <w:t>2. Setup 1 is configured (or the KDS interface is attached) so items can be retrieved correctly</w:t>
-      </w:r>
-    </w:p>
-    <w:p>
-      <w:pPr>
-        <w:spacing w:before="0" w:after="40"/>
-        <w:ind w:left="360" w:hanging="240"/>
-      </w:pPr>
-      <w:r>
-        <w:rPr>
-          <w:rFonts w:ascii="Arial" w:hAnsi="Arial" w:eastAsia="Arial" w:cs="Arial"/>
-          <w:b w:val="0"/>
-          <w:color w:val="000000"/>
-          <w:sz w:val="20"/>
-          <w:u w:val="none"/>
-        </w:rPr>
-        <w:t>3. A check exists on an occupied, unlocked table with multiple items already marked as delivered</w:t>
+        <w:t>2. A check contains multiple old items marked as delivered.</w:t>
       </w:r>
     </w:p>
     <w:p>
@@ -861,7 +749,7 @@
           <w:sz w:val="20"/>
           <w:u w:val="none"/>
         </w:rPr>
-        <w:t>1. Construct an API request containing an item array with multiple delivered items, each with the corresponding item id and quantity</w:t>
+        <w:t>1. Send an unmark delivery API request with the outlet and check id but without an items array.</w:t>
       </w:r>
     </w:p>
     <w:p>
@@ -877,7 +765,7 @@
           <w:sz w:val="20"/>
           <w:u w:val="none"/>
         </w:rPr>
-        <w:t>2. POST the request to the new unmark delivery API endpoint</w:t>
+        <w:t>2. Wait for the system to process all items.</w:t>
       </w:r>
     </w:p>
     <w:p>
@@ -893,23 +781,7 @@
           <w:sz w:val="20"/>
           <w:u w:val="none"/>
         </w:rPr>
-        <w:t>3. Verify the API response code and body</w:t>
-      </w:r>
-    </w:p>
-    <w:p>
-      <w:pPr>
-        <w:spacing w:before="0" w:after="40"/>
-        <w:ind w:left="360" w:hanging="240"/>
-      </w:pPr>
-      <w:r>
-        <w:rPr>
-          <w:rFonts w:ascii="Arial" w:hAnsi="Arial" w:eastAsia="Arial" w:cs="Arial"/>
-          <w:b w:val="0"/>
-          <w:color w:val="000000"/>
-          <w:sz w:val="20"/>
-          <w:u w:val="none"/>
-        </w:rPr>
-        <w:t>4. Open the target check in POS and verify the delivered status of all items listed in the request</w:t>
+        <w:t>3. Open the check and verify the status of all items.</w:t>
       </w:r>
     </w:p>
     <w:p>
@@ -940,7 +812,7 @@
           <w:sz w:val="20"/>
           <w:u w:val="none"/>
         </w:rPr>
-        <w:t>1. The system loops through the item array one by one and clears the delivered status for each delivered item</w:t>
+        <w:t>1. The system loops all items of the check and clears the delivered status for every item.</w:t>
       </w:r>
     </w:p>
     <w:p>
@@ -956,7 +828,7 @@
           <w:sz w:val="20"/>
           <w:u w:val="none"/>
         </w:rPr>
-        <w:t>2. The API returns a successful response because at least one item's delivered status was cleared successfully</w:t>
+        <w:t>2. No item on the check remains marked as delivered.</w:t>
       </w:r>
     </w:p>
     <w:p>
@@ -972,23 +844,22 @@
           <w:sz w:val="20"/>
           <w:u w:val="none"/>
         </w:rPr>
-        <w:t>3. All delivered items in the request have their delivered status cleared in POS</w:t>
+        <w:t>3. The API returns a successful response.</w:t>
       </w:r>
     </w:p>
     <w:p>
       <w:pPr>
-        <w:spacing w:before="0" w:after="40"/>
-        <w:ind w:left="360" w:hanging="240"/>
+        <w:spacing w:before="160" w:after="80"/>
       </w:pPr>
       <w:r>
         <w:rPr>
           <w:rFonts w:ascii="Arial" w:hAnsi="Arial" w:eastAsia="Arial" w:cs="Arial"/>
-          <w:b w:val="0"/>
-          <w:color w:val="000000"/>
-          <w:sz w:val="20"/>
+          <w:b/>
+          <w:color w:val="001EFF"/>
+          <w:sz w:val="24"/>
           <w:u w:val="none"/>
         </w:rPr>
-        <w:t>4. Items not listed in the request remain unchanged</w:t>
+        <w:t>F2. API Response Handling</w:t>
       </w:r>
     </w:p>
     <w:p>
@@ -1003,7 +874,7 @@
           <w:sz w:val="22"/>
           <w:u w:val="none"/>
         </w:rPr>
-        <w:t>F2.2.Verify Partial Success When Some Items Are Not Found or Not Marked as Delivered</w:t>
+        <w:t>F2.1. Successful Response When at Least One Item Is Cleared</w:t>
       </w:r>
     </w:p>
     <w:p>
@@ -1034,7 +905,7 @@
           <w:sz w:val="20"/>
           <w:u w:val="none"/>
         </w:rPr>
-        <w:t>1. POS backend with the new unmark delivery API is accessible through API Portal</w:t>
+        <w:t>1. A check contains multiple old items, some marked as delivered and some not.</w:t>
       </w:r>
     </w:p>
     <w:p>
@@ -1050,23 +921,7 @@
           <w:sz w:val="20"/>
           <w:u w:val="none"/>
         </w:rPr>
-        <w:t>2. A check exists on an occupied, unlocked table containing at least one delivered item and one not-delivered item</w:t>
-      </w:r>
-    </w:p>
-    <w:p>
-      <w:pPr>
-        <w:spacing w:before="0" w:after="40"/>
-        <w:ind w:left="360" w:hanging="240"/>
-      </w:pPr>
-      <w:r>
-        <w:rPr>
-          <w:rFonts w:ascii="Arial" w:hAnsi="Arial" w:eastAsia="Arial" w:cs="Arial"/>
-          <w:b w:val="0"/>
-          <w:color w:val="000000"/>
-          <w:sz w:val="20"/>
-          <w:u w:val="none"/>
-        </w:rPr>
-        <w:t>3. The KDS interface is attached OR Setup 1 is enabled</w:t>
+        <w:t>2. The Shiji KDS interface is attached to the outlet.</w:t>
       </w:r>
     </w:p>
     <w:p>
@@ -1097,7 +952,7 @@
           <w:sz w:val="20"/>
           <w:u w:val="none"/>
         </w:rPr>
-        <w:t>1. Construct an API request with an item array containing one delivered item and one item that has NOT been marked as delivered</w:t>
+        <w:t>1. Send an unmark delivery API request containing both delivered and non-delivered items.</w:t>
       </w:r>
     </w:p>
     <w:p>
@@ -1113,7 +968,7 @@
           <w:sz w:val="20"/>
           <w:u w:val="none"/>
         </w:rPr>
-        <w:t>2. POST the request to the new unmark delivery API endpoint</w:t>
+        <w:t>2. Wait for the system to complete processing all items.</w:t>
       </w:r>
     </w:p>
     <w:p>
@@ -1129,55 +984,7 @@
           <w:sz w:val="20"/>
           <w:u w:val="none"/>
         </w:rPr>
-        <w:t>3. Verify the API response</w:t>
-      </w:r>
-    </w:p>
-    <w:p>
-      <w:pPr>
-        <w:spacing w:before="0" w:after="40"/>
-        <w:ind w:left="360" w:hanging="240"/>
-      </w:pPr>
-      <w:r>
-        <w:rPr>
-          <w:rFonts w:ascii="Arial" w:hAnsi="Arial" w:eastAsia="Arial" w:cs="Arial"/>
-          <w:b w:val="0"/>
-          <w:color w:val="000000"/>
-          <w:sz w:val="20"/>
-          <w:u w:val="none"/>
-        </w:rPr>
-        <w:t>4. Construct another API request with an item array containing one delivered item and one item id that does not exist under the check</w:t>
-      </w:r>
-    </w:p>
-    <w:p>
-      <w:pPr>
-        <w:spacing w:before="0" w:after="40"/>
-        <w:ind w:left="360" w:hanging="240"/>
-      </w:pPr>
-      <w:r>
-        <w:rPr>
-          <w:rFonts w:ascii="Arial" w:hAnsi="Arial" w:eastAsia="Arial" w:cs="Arial"/>
-          <w:b w:val="0"/>
-          <w:color w:val="000000"/>
-          <w:sz w:val="20"/>
-          <w:u w:val="none"/>
-        </w:rPr>
-        <w:t>5. POST the request and verify the API response</w:t>
-      </w:r>
-    </w:p>
-    <w:p>
-      <w:pPr>
-        <w:spacing w:before="0" w:after="40"/>
-        <w:ind w:left="360" w:hanging="240"/>
-      </w:pPr>
-      <w:r>
-        <w:rPr>
-          <w:rFonts w:ascii="Arial" w:hAnsi="Arial" w:eastAsia="Arial" w:cs="Arial"/>
-          <w:b w:val="0"/>
-          <w:color w:val="000000"/>
-          <w:sz w:val="20"/>
-          <w:u w:val="none"/>
-        </w:rPr>
-        <w:t>6. Open the target check in POS and verify the delivered status of items</w:t>
+        <w:t>3. Check the API response.</w:t>
       </w:r>
     </w:p>
     <w:p>
@@ -1208,7 +1015,7 @@
           <w:sz w:val="20"/>
           <w:u w:val="none"/>
         </w:rPr>
-        <w:t>1. For the request containing a not-delivered item, the system treats the not-delivered item as failed and proceeds to the next item</w:t>
+        <w:t>1. The delivered status of the previously delivered items is cleared successfully.</w:t>
       </w:r>
     </w:p>
     <w:p>
@@ -1224,7 +1031,7 @@
           <w:sz w:val="20"/>
           <w:u w:val="none"/>
         </w:rPr>
-        <w:t>2. For the request containing a non-existing item, the system treats the missing item as failed and proceeds to the next item</w:t>
+        <w:t>2. Items that were not marked as delivered are treated as failed and skipped.</w:t>
       </w:r>
     </w:p>
     <w:p>
@@ -1240,38 +1047,7 @@
           <w:sz w:val="20"/>
           <w:u w:val="none"/>
         </w:rPr>
-        <w:t>3. The delivered item included in both requests has its delivered status cleared successfully</w:t>
-      </w:r>
-    </w:p>
-    <w:p>
-      <w:pPr>
-        <w:spacing w:before="0" w:after="40"/>
-        <w:ind w:left="360" w:hanging="240"/>
-      </w:pPr>
-      <w:r>
-        <w:rPr>
-          <w:rFonts w:ascii="Arial" w:hAnsi="Arial" w:eastAsia="Arial" w:cs="Arial"/>
-          <w:b w:val="0"/>
-          <w:color w:val="000000"/>
-          <w:sz w:val="20"/>
-          <w:u w:val="none"/>
-        </w:rPr>
-        <w:t>4. The system returns a successful response because at least one item's delivered status was cleared successfully</w:t>
-      </w:r>
-    </w:p>
-    <w:p>
-      <w:pPr>
-        <w:spacing w:before="160" w:after="80"/>
-      </w:pPr>
-      <w:r>
-        <w:rPr>
-          <w:rFonts w:ascii="Arial" w:hAnsi="Arial" w:eastAsia="Arial" w:cs="Arial"/>
-          <w:b/>
-          <w:color w:val="001EFF"/>
-          <w:sz w:val="24"/>
-          <w:u w:val="none"/>
-        </w:rPr>
-        <w:t>F3.Unmark Delivery API Request Without Item Array (Whole Check)</w:t>
+        <w:t>3. Because at least one item is cleared successfully, the system returns a successful response.</w:t>
       </w:r>
     </w:p>
     <w:p>
@@ -1286,7 +1062,7 @@
           <w:sz w:val="22"/>
           <w:u w:val="none"/>
         </w:rPr>
-        <w:t>F3.1.Verify Unmark Delivery for All Items of a Check When No Items Provided</w:t>
+        <w:t>F2.2. Error Response When All Items Fail</w:t>
       </w:r>
     </w:p>
     <w:p>
@@ -1317,7 +1093,7 @@
           <w:sz w:val="20"/>
           <w:u w:val="none"/>
         </w:rPr>
-        <w:t>1. POS backend with the new unmark delivery API is accessible through API Portal</w:t>
+        <w:t>1. A check exists but none of the items in the request can be unmarked.</w:t>
       </w:r>
     </w:p>
     <w:p>
@@ -1333,7 +1109,7 @@
           <w:sz w:val="20"/>
           <w:u w:val="none"/>
         </w:rPr>
-        <w:t>2. A check exists on an occupied, unlocked table with multiple items, some already marked as delivered and some not delivered</w:t>
+        <w:t>2. The Shiji KDS interface is attached to the outlet.</w:t>
       </w:r>
     </w:p>
     <w:p>
@@ -1364,7 +1140,7 @@
           <w:sz w:val="20"/>
           <w:u w:val="none"/>
         </w:rPr>
-        <w:t>1. Construct an API request with parameters outlet and check id only, WITHOUT providing an items array</w:t>
+        <w:t>1. Send an unmark delivery API request containing only items that cannot be cleared.</w:t>
       </w:r>
     </w:p>
     <w:p>
@@ -1380,7 +1156,7 @@
           <w:sz w:val="20"/>
           <w:u w:val="none"/>
         </w:rPr>
-        <w:t>2. POST the request to the new unmark delivery API endpoint</w:t>
+        <w:t>2. Wait for the system to process the request.</w:t>
       </w:r>
     </w:p>
     <w:p>
@@ -1396,23 +1172,7 @@
           <w:sz w:val="20"/>
           <w:u w:val="none"/>
         </w:rPr>
-        <w:t>3. Verify the API response code and body</w:t>
-      </w:r>
-    </w:p>
-    <w:p>
-      <w:pPr>
-        <w:spacing w:before="0" w:after="40"/>
-        <w:ind w:left="360" w:hanging="240"/>
-      </w:pPr>
-      <w:r>
-        <w:rPr>
-          <w:rFonts w:ascii="Arial" w:hAnsi="Arial" w:eastAsia="Arial" w:cs="Arial"/>
-          <w:b w:val="0"/>
-          <w:color w:val="000000"/>
-          <w:sz w:val="20"/>
-          <w:u w:val="none"/>
-        </w:rPr>
-        <w:t>4. Open the target check in POS and verify the delivered status of all items in the check</w:t>
+        <w:t>3. Check the API response.</w:t>
       </w:r>
     </w:p>
     <w:p>
@@ -1443,7 +1203,7 @@
           <w:sz w:val="20"/>
           <w:u w:val="none"/>
         </w:rPr>
-        <w:t>1. The system loops through all items in the check and clears the delivered status for each delivered item</w:t>
+        <w:t>1. The system fails to clear the delivered status of every requested item.</w:t>
       </w:r>
     </w:p>
     <w:p>
@@ -1459,7 +1219,7 @@
           <w:sz w:val="20"/>
           <w:u w:val="none"/>
         </w:rPr>
-        <w:t>2. Items not previously marked as delivered are treated as failed but processing continues for remaining items</w:t>
+        <w:t>2. The system returns an error response.</w:t>
       </w:r>
     </w:p>
     <w:p>
@@ -1475,23 +1235,7 @@
           <w:sz w:val="20"/>
           <w:u w:val="none"/>
         </w:rPr>
-        <w:t>3. The API returns a successful response because at least one item's delivered status was cleared</w:t>
-      </w:r>
-    </w:p>
-    <w:p>
-      <w:pPr>
-        <w:spacing w:before="0" w:after="40"/>
-        <w:ind w:left="360" w:hanging="240"/>
-      </w:pPr>
-      <w:r>
-        <w:rPr>
-          <w:rFonts w:ascii="Arial" w:hAnsi="Arial" w:eastAsia="Arial" w:cs="Arial"/>
-          <w:b w:val="0"/>
-          <w:color w:val="000000"/>
-          <w:sz w:val="20"/>
-          <w:u w:val="none"/>
-        </w:rPr>
-        <w:t>4. All previously delivered items in the check have their delivered status cleared</w:t>
+        <w:t>3. The check and item data remain unchanged.</w:t>
       </w:r>
     </w:p>
     <w:p>
@@ -1506,7 +1250,7 @@
           <w:sz w:val="24"/>
           <w:u w:val="none"/>
         </w:rPr>
-        <w:t>F4.Unmark Delivery API Error and Edge Scenarios</w:t>
+        <w:t>F3. Unsuccessful Scenarios and Error Handling</w:t>
       </w:r>
     </w:p>
     <w:p>
@@ -1521,7 +1265,7 @@
           <w:sz w:val="22"/>
           <w:u w:val="none"/>
         </w:rPr>
-        <w:t>F4.1.Verify API Behavior When Target Check Cannot Be Opened</w:t>
+        <w:t>F3.1. Target Check Cannot Be Opened</w:t>
       </w:r>
     </w:p>
     <w:p>
@@ -1552,23 +1296,7 @@
           <w:sz w:val="20"/>
           <w:u w:val="none"/>
         </w:rPr>
-        <w:t>1. POS backend with the new unmark delivery API is accessible through API Portal</w:t>
-      </w:r>
-    </w:p>
-    <w:p>
-      <w:pPr>
-        <w:spacing w:before="0" w:after="40"/>
-        <w:ind w:left="360" w:hanging="240"/>
-      </w:pPr>
-      <w:r>
-        <w:rPr>
-          <w:rFonts w:ascii="Arial" w:hAnsi="Arial" w:eastAsia="Arial" w:cs="Arial"/>
-          <w:b w:val="0"/>
-          <w:color w:val="000000"/>
-          <w:sz w:val="20"/>
-          <w:u w:val="none"/>
-        </w:rPr>
-        <w:t>2. A check id that does not exist or cannot be opened in the system is available for testing</w:t>
+        <w:t>1. An unmark delivery API request is prepared with an outlet and check id that cannot be opened (no valid table or check).</w:t>
       </w:r>
     </w:p>
     <w:p>
@@ -1599,7 +1327,7 @@
           <w:sz w:val="20"/>
           <w:u w:val="none"/>
         </w:rPr>
-        <w:t>1. Construct an API request with a non-existing or invalid check id (and a valid outlet)</w:t>
+        <w:t>1. Send the unmark delivery API request with the invalid target.</w:t>
       </w:r>
     </w:p>
     <w:p>
@@ -1615,23 +1343,7 @@
           <w:sz w:val="20"/>
           <w:u w:val="none"/>
         </w:rPr>
-        <w:t>2. POST the request to the new unmark delivery API endpoint</w:t>
-      </w:r>
-    </w:p>
-    <w:p>
-      <w:pPr>
-        <w:spacing w:before="0" w:after="40"/>
-        <w:ind w:left="360" w:hanging="240"/>
-      </w:pPr>
-      <w:r>
-        <w:rPr>
-          <w:rFonts w:ascii="Arial" w:hAnsi="Arial" w:eastAsia="Arial" w:cs="Arial"/>
-          <w:b w:val="0"/>
-          <w:color w:val="000000"/>
-          <w:sz w:val="20"/>
-          <w:u w:val="none"/>
-        </w:rPr>
-        <w:t>3. Verify the API response code and body</w:t>
+        <w:t>2. Observe the system response.</w:t>
       </w:r>
     </w:p>
     <w:p>
@@ -1662,7 +1374,7 @@
           <w:sz w:val="20"/>
           <w:u w:val="none"/>
         </w:rPr>
-        <w:t>1. The system cannot open the target check</w:t>
+        <w:t>1. The system returns the existing error message when the target check cannot be opened.</w:t>
       </w:r>
     </w:p>
     <w:p>
@@ -1678,7 +1390,7 @@
           <w:sz w:val="20"/>
           <w:u w:val="none"/>
         </w:rPr>
-        <w:t>2. The system returns the existing error message and aborts the action request</w:t>
+        <w:t>2. The action request is aborted and no item status is changed.</w:t>
       </w:r>
     </w:p>
     <w:p>
@@ -1694,23 +1406,7 @@
           <w:sz w:val="20"/>
           <w:u w:val="none"/>
         </w:rPr>
-        <w:t>3. No delivered status is changed for any item</w:t>
-      </w:r>
-    </w:p>
-    <w:p>
-      <w:pPr>
-        <w:spacing w:before="0" w:after="40"/>
-        <w:ind w:left="360" w:hanging="240"/>
-      </w:pPr>
-      <w:r>
-        <w:rPr>
-          <w:rFonts w:ascii="Arial" w:hAnsi="Arial" w:eastAsia="Arial" w:cs="Arial"/>
-          <w:b w:val="0"/>
-          <w:color w:val="000000"/>
-          <w:sz w:val="20"/>
-          <w:u w:val="none"/>
-        </w:rPr>
-        <w:t>4. The API returns an error response with the appropriate error message</w:t>
+        <w:t>3. No print or further processing is triggered.</w:t>
       </w:r>
     </w:p>
     <w:p>
@@ -1725,7 +1421,7 @@
           <w:sz w:val="22"/>
           <w:u w:val="none"/>
         </w:rPr>
-        <w:t>F4.2.Verify API Behavior When Table Is Locked or Vacant</w:t>
+        <w:t>F3.2. Target Item Not Found in the Check</w:t>
       </w:r>
     </w:p>
     <w:p>
@@ -1756,7 +1452,7 @@
           <w:sz w:val="20"/>
           <w:u w:val="none"/>
         </w:rPr>
-        <w:t>1. POS backend with the new unmark delivery API is accessible through API Portal</w:t>
+        <w:t>1. The Shiji KDS interface is attached to the outlet.</w:t>
       </w:r>
     </w:p>
     <w:p>
@@ -1772,7 +1468,7 @@
           <w:sz w:val="20"/>
           <w:u w:val="none"/>
         </w:rPr>
-        <w:t>2. A check exists on a table that is currently locked OR a check id corresponding to a vacant table is available for testing</w:t>
+        <w:t>2. A check contains valid delivered items and the request also includes an item id that does not exist in the check.</w:t>
       </w:r>
     </w:p>
     <w:p>
@@ -1803,7 +1499,7 @@
           <w:sz w:val="20"/>
           <w:u w:val="none"/>
         </w:rPr>
-        <w:t>1. Construct an API request targeting a check on a locked table</w:t>
+        <w:t>1. Send one unmark delivery request containing a valid item and a non-existent item.</w:t>
       </w:r>
     </w:p>
     <w:p>
@@ -1819,7 +1515,7 @@
           <w:sz w:val="20"/>
           <w:u w:val="none"/>
         </w:rPr>
-        <w:t>2. POST the request to the new unmark delivery API endpoint</w:t>
+        <w:t>2. Wait for the system to process the item array.</w:t>
       </w:r>
     </w:p>
     <w:p>
@@ -1835,23 +1531,7 @@
           <w:sz w:val="20"/>
           <w:u w:val="none"/>
         </w:rPr>
-        <w:t>3. Verify the API response and the system behavior</w:t>
-      </w:r>
-    </w:p>
-    <w:p>
-      <w:pPr>
-        <w:spacing w:before="0" w:after="40"/>
-        <w:ind w:left="360" w:hanging="240"/>
-      </w:pPr>
-      <w:r>
-        <w:rPr>
-          <w:rFonts w:ascii="Arial" w:hAnsi="Arial" w:eastAsia="Arial" w:cs="Arial"/>
-          <w:b w:val="0"/>
-          <w:color w:val="000000"/>
-          <w:sz w:val="20"/>
-          <w:u w:val="none"/>
-        </w:rPr>
-        <w:t>4. Repeat the test with a check id corresponding to a vacant table</w:t>
+        <w:t>3. Open the check and verify item statuses.</w:t>
       </w:r>
     </w:p>
     <w:p>
@@ -1882,7 +1562,7 @@
           <w:sz w:val="20"/>
           <w:u w:val="none"/>
         </w:rPr>
-        <w:t>1. When the table is locked, the system waits until the table is unlocked / the table status changes to not vacant</w:t>
+        <w:t>1. The non-existent item is treated as failed and no error stops the whole request.</w:t>
       </w:r>
     </w:p>
     <w:p>
@@ -1898,7 +1578,7 @@
           <w:sz w:val="20"/>
           <w:u w:val="none"/>
         </w:rPr>
-        <w:t>2. After the table is unlocked, the unmark delivery action proceeds and clears delivered status for the target item(s)</w:t>
+        <w:t>2. The system continues to unmark delivery for the remaining valid item.</w:t>
       </w:r>
     </w:p>
     <w:p>
@@ -1914,23 +1594,7 @@
           <w:sz w:val="20"/>
           <w:u w:val="none"/>
         </w:rPr>
-        <w:t>3. When the table is vacant, the system returns an appropriate error response indicating the table is not occupied</w:t>
-      </w:r>
-    </w:p>
-    <w:p>
-      <w:pPr>
-        <w:spacing w:before="0" w:after="40"/>
-        <w:ind w:left="360" w:hanging="240"/>
-      </w:pPr>
-      <w:r>
-        <w:rPr>
-          <w:rFonts w:ascii="Arial" w:hAnsi="Arial" w:eastAsia="Arial" w:cs="Arial"/>
-          <w:b w:val="0"/>
-          <w:color w:val="000000"/>
-          <w:sz w:val="20"/>
-          <w:u w:val="none"/>
-        </w:rPr>
-        <w:t>4. The retry mechanism (KDS retry) is supported as documented</w:t>
+        <w:t>3. The check status reflects the successful item while the failed item is reported in the response.</w:t>
       </w:r>
     </w:p>
     <w:p>
@@ -1945,7 +1609,7 @@
           <w:sz w:val="22"/>
           <w:u w:val="none"/>
         </w:rPr>
-        <w:t>F4.3.Verify API Returns Error Response When All Items Fail to Be Cleared</w:t>
+        <w:t>F3.3. Target Item Not Previously Marked as Delivered</w:t>
       </w:r>
     </w:p>
     <w:p>
@@ -1976,7 +1640,7 @@
           <w:sz w:val="20"/>
           <w:u w:val="none"/>
         </w:rPr>
-        <w:t>1. POS backend with the new unmark delivery API is accessible through API Portal</w:t>
+        <w:t>1. The Shiji KDS interface is attached to the outlet.</w:t>
       </w:r>
     </w:p>
     <w:p>
@@ -1992,7 +1656,7 @@
           <w:sz w:val="20"/>
           <w:u w:val="none"/>
         </w:rPr>
-        <w:t>2. A check exists on an occupied, unlocked table where ALL items in the request are not previously marked as delivered</w:t>
+        <w:t>2. A check contains an old item that is currently not marked as delivered.</w:t>
       </w:r>
     </w:p>
     <w:p>
@@ -2023,7 +1687,7 @@
           <w:sz w:val="20"/>
           <w:u w:val="none"/>
         </w:rPr>
-        <w:t>1. Construct an API request where all provided items have NOT been marked as delivered previously</w:t>
+        <w:t>1. Send an unmark delivery API request for the non-delivered item along with a delivered item.</w:t>
       </w:r>
     </w:p>
     <w:p>
@@ -2039,7 +1703,7 @@
           <w:sz w:val="20"/>
           <w:u w:val="none"/>
         </w:rPr>
-        <w:t>2. POST the request to the new unmark delivery API endpoint</w:t>
+        <w:t>2. Wait for the system to process both items.</w:t>
       </w:r>
     </w:p>
     <w:p>
@@ -2055,7 +1719,7 @@
           <w:sz w:val="20"/>
           <w:u w:val="none"/>
         </w:rPr>
-        <w:t>3. Verify the API response code and body</w:t>
+        <w:t>3. Open the check and verify the item statuses.</w:t>
       </w:r>
     </w:p>
     <w:p>
@@ -2086,7 +1750,7 @@
           <w:sz w:val="20"/>
           <w:u w:val="none"/>
         </w:rPr>
-        <w:t>1. The system treats every item in the request as failed because none were previously marked as delivered</w:t>
+        <w:t>1. The item that was not marked as delivered is treated as failed.</w:t>
       </w:r>
     </w:p>
     <w:p>
@@ -2102,7 +1766,7 @@
           <w:sz w:val="20"/>
           <w:u w:val="none"/>
         </w:rPr>
-        <w:t>2. No delivered status is cleared for any item</w:t>
+        <w:t>2. The system continues and clears the delivered status of the remaining delivered item.</w:t>
       </w:r>
     </w:p>
     <w:p>
@@ -2118,38 +1782,7 @@
           <w:sz w:val="20"/>
           <w:u w:val="none"/>
         </w:rPr>
-        <w:t>3. The system returns an error response because the delivered status of all items failed to be cleared</w:t>
-      </w:r>
-    </w:p>
-    <w:p>
-      <w:pPr>
-        <w:spacing w:before="0" w:after="40"/>
-        <w:ind w:left="360" w:hanging="240"/>
-      </w:pPr>
-      <w:r>
-        <w:rPr>
-          <w:rFonts w:ascii="Arial" w:hAnsi="Arial" w:eastAsia="Arial" w:cs="Arial"/>
-          <w:b w:val="0"/>
-          <w:color w:val="000000"/>
-          <w:sz w:val="20"/>
-          <w:u w:val="none"/>
-        </w:rPr>
-        <w:t>4. The action slip is NOT printed because no item's delivered status was cleared</w:t>
-      </w:r>
-    </w:p>
-    <w:p>
-      <w:pPr>
-        <w:spacing w:before="160" w:after="80"/>
-      </w:pPr>
-      <w:r>
-        <w:rPr>
-          <w:rFonts w:ascii="Arial" w:hAnsi="Arial" w:eastAsia="Arial" w:cs="Arial"/>
-          <w:b/>
-          <w:color w:val="001EFF"/>
-          <w:sz w:val="24"/>
-          <w:u w:val="none"/>
-        </w:rPr>
-        <w:t>F5.Action Print Queue Integration for Unmark Delivery</w:t>
+        <w:t>3. The response identifies the failed item while the request as a whole succeeds.</w:t>
       </w:r>
     </w:p>
     <w:p>
@@ -2164,7 +1797,7 @@
           <w:sz w:val="22"/>
           <w:u w:val="none"/>
         </w:rPr>
-        <w:t>F5.1.Verify Action Slip Printing When Setup 2 Is Yes or Does Not Exist</w:t>
+        <w:t>F3.4. Target Table Locked or Vacant</w:t>
       </w:r>
     </w:p>
     <w:p>
@@ -2195,7 +1828,7 @@
           <w:sz w:val="20"/>
           <w:u w:val="none"/>
         </w:rPr>
-        <w:t>1. POS backend with the new unmark delivery API is accessible through API Portal</w:t>
+        <w:t>1. A check with delivered items belongs to a table that is locked or vacant.</w:t>
       </w:r>
     </w:p>
     <w:p>
@@ -2211,39 +1844,7 @@
           <w:sz w:val="20"/>
           <w:u w:val="none"/>
         </w:rPr>
-        <w:t>2. Action Print Queue for unmark delivery action type is configured under POS System &gt; Printing Setup &gt; Action Print Queues with Print When Rollback = Yes (Setup 2)</w:t>
-      </w:r>
-    </w:p>
-    <w:p>
-      <w:pPr>
-        <w:spacing w:before="0" w:after="40"/>
-        <w:ind w:left="360" w:hanging="240"/>
-      </w:pPr>
-      <w:r>
-        <w:rPr>
-          <w:rFonts w:ascii="Arial" w:hAnsi="Arial" w:eastAsia="Arial" w:cs="Arial"/>
-          <w:b w:val="0"/>
-          <w:color w:val="000000"/>
-          <w:sz w:val="20"/>
-          <w:u w:val="none"/>
-        </w:rPr>
-        <w:t>3. A printer/format is bound to the action print queue</w:t>
-      </w:r>
-    </w:p>
-    <w:p>
-      <w:pPr>
-        <w:spacing w:before="0" w:after="40"/>
-        <w:ind w:left="360" w:hanging="240"/>
-      </w:pPr>
-      <w:r>
-        <w:rPr>
-          <w:rFonts w:ascii="Arial" w:hAnsi="Arial" w:eastAsia="Arial" w:cs="Arial"/>
-          <w:b w:val="0"/>
-          <w:color w:val="000000"/>
-          <w:sz w:val="20"/>
-          <w:u w:val="none"/>
-        </w:rPr>
-        <w:t>4. A check with at least one delivered item exists on an occupied, unlocked table</w:t>
+        <w:t>2. The Shiji KDS interface is attached to the outlet.</w:t>
       </w:r>
     </w:p>
     <w:p>
@@ -2274,7 +1875,7 @@
           <w:sz w:val="20"/>
           <w:u w:val="none"/>
         </w:rPr>
-        <w:t>1. Construct an API request targeting the delivered item</w:t>
+        <w:t>1. Send an unmark delivery API request while the table is locked or vacant.</w:t>
       </w:r>
     </w:p>
     <w:p>
@@ -2290,7 +1891,7 @@
           <w:sz w:val="20"/>
           <w:u w:val="none"/>
         </w:rPr>
-        <w:t>2. POST the request to the new unmark delivery API endpoint</w:t>
+        <w:t>2. Observe the system behavior.</w:t>
       </w:r>
     </w:p>
     <w:p>
@@ -2306,23 +1907,7 @@
           <w:sz w:val="20"/>
           <w:u w:val="none"/>
         </w:rPr>
-        <w:t>3. Observe the printer output for the action slip</w:t>
-      </w:r>
-    </w:p>
-    <w:p>
-      <w:pPr>
-        <w:spacing w:before="0" w:after="40"/>
-        <w:ind w:left="360" w:hanging="240"/>
-      </w:pPr>
-      <w:r>
-        <w:rPr>
-          <w:rFonts w:ascii="Arial" w:hAnsi="Arial" w:eastAsia="Arial" w:cs="Arial"/>
-          <w:b w:val="0"/>
-          <w:color w:val="000000"/>
-          <w:sz w:val="20"/>
-          <w:u w:val="none"/>
-        </w:rPr>
-        <w:t>4. Repeat the test with Setup 2 not configured (record absent) and observe behavior</w:t>
+        <w:t>3. Unlock the table or change the table status to occupied, then allow the request to proceed or retry.</w:t>
       </w:r>
     </w:p>
     <w:p>
@@ -2353,7 +1938,7 @@
           <w:sz w:val="20"/>
           <w:u w:val="none"/>
         </w:rPr>
-        <w:t>1. When Setup 2 = Yes, the mark delivery action slip is printed after the delivered status is cleared</w:t>
+        <w:t>1. When the table is locked or vacant, the system waits until the table is unlocked or the table status changes to not vacant.</w:t>
       </w:r>
     </w:p>
     <w:p>
@@ -2369,7 +1954,7 @@
           <w:sz w:val="20"/>
           <w:u w:val="none"/>
         </w:rPr>
-        <w:t>2. When Setup 2 record does not exist, the action slip is printed (default behavior matches "Yes")</w:t>
+        <w:t>2. No item status is changed while the table remains locked or vacant.</w:t>
       </w:r>
     </w:p>
     <w:p>
@@ -2385,7 +1970,22 @@
           <w:sz w:val="20"/>
           <w:u w:val="none"/>
         </w:rPr>
-        <w:t>3. The printed action slip reflects the unmark delivery action correctly</w:t>
+        <w:t>3. After the table becomes available, the unmark delivery action can proceed successfully.</w:t>
+      </w:r>
+    </w:p>
+    <w:p>
+      <w:pPr>
+        <w:spacing w:before="160" w:after="80"/>
+      </w:pPr>
+      <w:r>
+        <w:rPr>
+          <w:rFonts w:ascii="Arial" w:hAnsi="Arial" w:eastAsia="Arial" w:cs="Arial"/>
+          <w:b/>
+          <w:color w:val="001EFF"/>
+          <w:sz w:val="24"/>
+          <w:u w:val="none"/>
+        </w:rPr>
+        <w:t>F4. Unmark Delivery Action Print Queue</w:t>
       </w:r>
     </w:p>
     <w:p>
@@ -2400,7 +2000,7 @@
           <w:sz w:val="22"/>
           <w:u w:val="none"/>
         </w:rPr>
-        <w:t>F5.2.Verify No Action Slip Printed When Setup 2 Is No</w:t>
+        <w:t>F4.1. Action Slip Printed When Setup 2 Is Missing or Set to Yes</w:t>
       </w:r>
     </w:p>
     <w:p>
@@ -2431,7 +2031,7 @@
           <w:sz w:val="20"/>
           <w:u w:val="none"/>
         </w:rPr>
-        <w:t>1. POS backend with the new unmark delivery API is accessible through API Portal</w:t>
+        <w:t>1. An action print queue for the unmark delivery action type (Api Portal) is configured under Printing Setup &gt; Action Print Queues.</w:t>
       </w:r>
     </w:p>
     <w:p>
@@ -2447,7 +2047,7 @@
           <w:sz w:val="20"/>
           <w:u w:val="none"/>
         </w:rPr>
-        <w:t>2. Action Print Queue for unmark delivery action type is configured with Print When Rollback = No (Setup 2)</w:t>
+        <w:t>2. "Print When Rollback (Setup 2)" does not exist or is set to Yes.</w:t>
       </w:r>
     </w:p>
     <w:p>
@@ -2463,7 +2063,7 @@
           <w:sz w:val="20"/>
           <w:u w:val="none"/>
         </w:rPr>
-        <w:t>3. A check with at least one delivered item exists on an occupied, unlocked table</w:t>
+        <w:t>3. A check with delivered items is available.</w:t>
       </w:r>
     </w:p>
     <w:p>
@@ -2494,7 +2094,7 @@
           <w:sz w:val="20"/>
           <w:u w:val="none"/>
         </w:rPr>
-        <w:t>1. Construct an API request targeting the delivered item</w:t>
+        <w:t>1. Send a successful unmark delivery API request.</w:t>
       </w:r>
     </w:p>
     <w:p>
@@ -2510,7 +2110,7 @@
           <w:sz w:val="20"/>
           <w:u w:val="none"/>
         </w:rPr>
-        <w:t>2. POST the request to the new unmark delivery API endpoint</w:t>
+        <w:t>2. Wait for the delivered status to be cleared.</w:t>
       </w:r>
     </w:p>
     <w:p>
@@ -2526,7 +2126,7 @@
           <w:sz w:val="20"/>
           <w:u w:val="none"/>
         </w:rPr>
-        <w:t>3. Observe the printer output for the action slip</w:t>
+        <w:t>3. Collect the output from the configured action print queue.</w:t>
       </w:r>
     </w:p>
     <w:p>
@@ -2557,7 +2157,7 @@
           <w:sz w:val="20"/>
           <w:u w:val="none"/>
         </w:rPr>
-        <w:t>1. When Setup 2 = No, the system does NOT print the action slip for mark delivery after clearing the delivered status</w:t>
+        <w:t>1. The system prints the unmark delivery action slip using the configured print format after the status is cleared.</w:t>
       </w:r>
     </w:p>
     <w:p>
@@ -2573,7 +2173,7 @@
           <w:sz w:val="20"/>
           <w:u w:val="none"/>
         </w:rPr>
-        <w:t>2. The delivered status is still cleared successfully in POS</w:t>
+        <w:t>2. The slip content corresponds to the unmarked item(s) and check.</w:t>
       </w:r>
     </w:p>
     <w:p>
@@ -2589,22 +2189,7 @@
           <w:sz w:val="20"/>
           <w:u w:val="none"/>
         </w:rPr>
-        <w:t>3. The API returns a successful response</w:t>
-      </w:r>
-    </w:p>
-    <w:p>
-      <w:pPr>
-        <w:spacing w:before="160" w:after="80"/>
-      </w:pPr>
-      <w:r>
-        <w:rPr>
-          <w:rFonts w:ascii="Arial" w:hAnsi="Arial" w:eastAsia="Arial" w:cs="Arial"/>
-          <w:b/>
-          <w:color w:val="001EFF"/>
-          <w:sz w:val="24"/>
-          <w:u w:val="none"/>
-        </w:rPr>
-        <w:t>F6.Retry Mechanism for KDS</w:t>
+        <w:t>3. Printing does not affect the successful API response.</w:t>
       </w:r>
     </w:p>
     <w:p>
@@ -2619,7 +2204,7 @@
           <w:sz w:val="22"/>
           <w:u w:val="none"/>
         </w:rPr>
-        <w:t>F6.1.Verify KDS Retry Mechanism Recovers From a Transient Failure</w:t>
+        <w:t>F4.2. No Action Slip Printed When Setup 2 Is Set to No</w:t>
       </w:r>
     </w:p>
     <w:p>
@@ -2650,7 +2235,7 @@
           <w:sz w:val="20"/>
           <w:u w:val="none"/>
         </w:rPr>
-        <w:t>1. POS backend with the new unmark delivery API is accessible through API Portal</w:t>
+        <w:t>1. An action print queue for the unmark delivery action type (Api Portal) is configured.</w:t>
       </w:r>
     </w:p>
     <w:p>
@@ -2666,7 +2251,7 @@
           <w:sz w:val="20"/>
           <w:u w:val="none"/>
         </w:rPr>
-        <w:t>2. A check exists on a table that is initially locked and can be unlocked during the test</w:t>
+        <w:t>2. "Print When Rollback (Setup 2)" is set to No.</w:t>
       </w:r>
     </w:p>
     <w:p>
@@ -2682,7 +2267,7 @@
           <w:sz w:val="20"/>
           <w:u w:val="none"/>
         </w:rPr>
-        <w:t>3. The KDS interface / API caller is configured to retry failed requests</w:t>
+        <w:t>3. A check with delivered items is available.</w:t>
       </w:r>
     </w:p>
     <w:p>
@@ -2713,7 +2298,7 @@
           <w:sz w:val="20"/>
           <w:u w:val="none"/>
         </w:rPr>
-        <w:t>1. Lock the target table and trigger an unmark delivery API request</w:t>
+        <w:t>1. Send a successful unmark delivery API request.</w:t>
       </w:r>
     </w:p>
     <w:p>
@@ -2729,7 +2314,7 @@
           <w:sz w:val="20"/>
           <w:u w:val="none"/>
         </w:rPr>
-        <w:t>2. Observe the API response (the system waits until the table is unlocked)</w:t>
+        <w:t>2. Wait for the delivered status to be cleared.</w:t>
       </w:r>
     </w:p>
     <w:p>
@@ -2745,39 +2330,7 @@
           <w:sz w:val="20"/>
           <w:u w:val="none"/>
         </w:rPr>
-        <w:t>3. Unlock the table while the request is in progress or trigger a retry from KDS</w:t>
-      </w:r>
-    </w:p>
-    <w:p>
-      <w:pPr>
-        <w:spacing w:before="0" w:after="40"/>
-        <w:ind w:left="360" w:hanging="240"/>
-      </w:pPr>
-      <w:r>
-        <w:rPr>
-          <w:rFonts w:ascii="Arial" w:hAnsi="Arial" w:eastAsia="Arial" w:cs="Arial"/>
-          <w:b w:val="0"/>
-          <w:color w:val="000000"/>
-          <w:sz w:val="20"/>
-          <w:u w:val="none"/>
-        </w:rPr>
-        <w:t>4. Verify the API response after the table is unlocked</w:t>
-      </w:r>
-    </w:p>
-    <w:p>
-      <w:pPr>
-        <w:spacing w:before="0" w:after="40"/>
-        <w:ind w:left="360" w:hanging="240"/>
-      </w:pPr>
-      <w:r>
-        <w:rPr>
-          <w:rFonts w:ascii="Arial" w:hAnsi="Arial" w:eastAsia="Arial" w:cs="Arial"/>
-          <w:b w:val="0"/>
-          <w:color w:val="000000"/>
-          <w:sz w:val="20"/>
-          <w:u w:val="none"/>
-        </w:rPr>
-        <w:t>5. Verify the delivered status of the target item in POS</w:t>
+        <w:t>3. Check the configured printer for any output.</w:t>
       </w:r>
     </w:p>
     <w:p>
@@ -2808,7 +2361,7 @@
           <w:sz w:val="20"/>
           <w:u w:val="none"/>
         </w:rPr>
-        <w:t>1. The system waits for the table to be unlocked / table status to change to not vacant</w:t>
+        <w:t>1. The delivered status is cleared successfully.</w:t>
       </w:r>
     </w:p>
     <w:p>
@@ -2824,7 +2377,7 @@
           <w:sz w:val="20"/>
           <w:u w:val="none"/>
         </w:rPr>
-        <w:t>2. After the table is unlocked, the unmark delivery action proceeds successfully</w:t>
+        <w:t>2. The system does not print the action slip for the unmark delivery action.</w:t>
       </w:r>
     </w:p>
     <w:p>
@@ -2840,38 +2393,7 @@
           <w:sz w:val="20"/>
           <w:u w:val="none"/>
         </w:rPr>
-        <w:t>3. The KDS retry mechanism recovers from the transient failure</w:t>
-      </w:r>
-    </w:p>
-    <w:p>
-      <w:pPr>
-        <w:spacing w:before="0" w:after="40"/>
-        <w:ind w:left="360" w:hanging="240"/>
-      </w:pPr>
-      <w:r>
-        <w:rPr>
-          <w:rFonts w:ascii="Arial" w:hAnsi="Arial" w:eastAsia="Arial" w:cs="Arial"/>
-          <w:b w:val="0"/>
-          <w:color w:val="000000"/>
-          <w:sz w:val="20"/>
-          <w:u w:val="none"/>
-        </w:rPr>
-        <w:t>4. The target item's delivered status is cleared and a successful response is returned</w:t>
-      </w:r>
-    </w:p>
-    <w:p>
-      <w:pPr>
-        <w:spacing w:before="200" w:after="120"/>
-      </w:pPr>
-      <w:r>
-        <w:rPr>
-          <w:rFonts w:ascii="Arial" w:hAnsi="Arial" w:eastAsia="Arial" w:cs="Arial"/>
-          <w:b/>
-          <w:color w:val="000000"/>
-          <w:sz w:val="26"/>
-          <w:u w:val="single"/>
-        </w:rPr>
-        <w:t>Compatibility Testing</w:t>
+        <w:t>3. The API still returns a successful response.</w:t>
       </w:r>
     </w:p>
     <w:p>
@@ -2886,22 +2408,7 @@
           <w:sz w:val="24"/>
           <w:u w:val="none"/>
         </w:rPr>
-        <w:t>C1.API Portal Compatibility</w:t>
-      </w:r>
-    </w:p>
-    <w:p>
-      <w:pPr>
-        <w:spacing w:before="120" w:after="60"/>
-      </w:pPr>
-      <w:r>
-        <w:rPr>
-          <w:rFonts w:ascii="Arial" w:hAnsi="Arial" w:eastAsia="Arial" w:cs="Arial"/>
-          <w:b/>
-          <w:color w:val="001EFF"/>
-          <w:sz w:val="22"/>
-          <w:u w:val="none"/>
-        </w:rPr>
-        <w:t>C1.1.Verify Unmark Delivery API Works Across POS Environments</w:t>
+        <w:t>F5. Retry Mechanism from KDS</w:t>
       </w:r>
     </w:p>
     <w:p>
@@ -2932,7 +2439,7 @@
           <w:sz w:val="20"/>
           <w:u w:val="none"/>
         </w:rPr>
-        <w:t>1. The new unmark delivery API is deployed in Cloud, Local, Mobile, OnPremise, Wireless and Wired network configurations</w:t>
+        <w:t>1. A check with delivered items belongs to a table that is temporarily locked.</w:t>
       </w:r>
     </w:p>
     <w:p>
@@ -2948,7 +2455,7 @@
           <w:sz w:val="20"/>
           <w:u w:val="none"/>
         </w:rPr>
-        <w:t>2. POS backend is accessible through API Portal across these environments</w:t>
+        <w:t>2. The Shiji KDS interface is attached to the outlet and supports retry.</w:t>
       </w:r>
     </w:p>
     <w:p>
@@ -2979,7 +2486,7 @@
           <w:sz w:val="20"/>
           <w:u w:val="none"/>
         </w:rPr>
-        <w:t>1. Send the unmark delivery API request from each network/environment configuration</w:t>
+        <w:t>1. Send an unmark delivery API request while the table is locked and observe the failure.</w:t>
       </w:r>
     </w:p>
     <w:p>
@@ -2995,7 +2502,7 @@
           <w:sz w:val="20"/>
           <w:u w:val="none"/>
         </w:rPr>
-        <w:t>2. Verify the API response in each environment</w:t>
+        <w:t>2. Have the KDS retry the same unmark delivery request after the table is unlocked.</w:t>
       </w:r>
     </w:p>
     <w:p>
@@ -3011,7 +2518,7 @@
           <w:sz w:val="20"/>
           <w:u w:val="none"/>
         </w:rPr>
-        <w:t>3. Verify the delivered status of the target item is cleared in each environment</w:t>
+        <w:t>3. Check the item status and the retried response.</w:t>
       </w:r>
     </w:p>
     <w:p>
@@ -3042,7 +2549,7 @@
           <w:sz w:val="20"/>
           <w:u w:val="none"/>
         </w:rPr>
-        <w:t>1. The unmark delivery API returns a successful response in Cloud, Local, Mobile, OnPremise, Wireless and Wired environments</w:t>
+        <w:t>1. The initial request does not change any item status while the table is locked.</w:t>
       </w:r>
     </w:p>
     <w:p>
@@ -3058,7 +2565,7 @@
           <w:sz w:val="20"/>
           <w:u w:val="none"/>
         </w:rPr>
-        <w:t>2. The delivered status of the target item is cleared in each environment</w:t>
+        <w:t>2. The KDS retry request is accepted and processed after the table becomes available.</w:t>
       </w:r>
     </w:p>
     <w:p>
@@ -3074,824 +2581,7 @@
           <w:sz w:val="20"/>
           <w:u w:val="none"/>
         </w:rPr>
-        <w:t>3. No environment-specific failures are observed</w:t>
-      </w:r>
-    </w:p>
-    <w:p>
-      <w:pPr>
-        <w:spacing w:before="200" w:after="120"/>
-      </w:pPr>
-      <w:r>
-        <w:rPr>
-          <w:rFonts w:ascii="Arial" w:hAnsi="Arial" w:eastAsia="Arial" w:cs="Arial"/>
-          <w:b/>
-          <w:color w:val="000000"/>
-          <w:sz w:val="26"/>
-          <w:u w:val="single"/>
-        </w:rPr>
-        <w:t>Test Environment Information</w:t>
-      </w:r>
-    </w:p>
-    <w:p>
-      <w:pPr>
-        <w:spacing w:before="0" w:after="40"/>
-        <w:ind w:left="360" w:hanging="240"/>
-      </w:pPr>
-      <w:r>
-        <w:rPr>
-          <w:rFonts w:ascii="Arial" w:hAnsi="Arial" w:eastAsia="Arial" w:cs="Arial"/>
-          <w:b w:val="0"/>
-          <w:color w:val="000000"/>
-          <w:sz w:val="20"/>
-          <w:u w:val="none"/>
-        </w:rPr>
-        <w:t xml:space="preserve">• </w:t>
-      </w:r>
-      <w:r>
-        <w:rPr>
-          <w:rFonts w:ascii="Arial" w:hAnsi="Arial" w:eastAsia="Arial" w:cs="Arial"/>
-          <w:b/>
-          <w:color w:val="000000"/>
-          <w:sz w:val="20"/>
-          <w:u w:val="none"/>
-        </w:rPr>
-        <w:t>Test Environment</w:t>
-      </w:r>
-      <w:r>
-        <w:rPr>
-          <w:rFonts w:ascii="Arial" w:hAnsi="Arial" w:eastAsia="Arial" w:cs="Arial"/>
-          <w:b w:val="0"/>
-          <w:color w:val="000000"/>
-          <w:sz w:val="20"/>
-          <w:u w:val="none"/>
-        </w:rPr>
-        <w:t>: Local test environment, HQ test environment, ER test environment</w:t>
-      </w:r>
-    </w:p>
-    <w:p>
-      <w:pPr>
-        <w:spacing w:before="0" w:after="40"/>
-        <w:ind w:left="360" w:hanging="240"/>
-      </w:pPr>
-      <w:r>
-        <w:rPr>
-          <w:rFonts w:ascii="Arial" w:hAnsi="Arial" w:eastAsia="Arial" w:cs="Arial"/>
-          <w:b w:val="0"/>
-          <w:color w:val="000000"/>
-          <w:sz w:val="20"/>
-          <w:u w:val="none"/>
-        </w:rPr>
-        <w:t xml:space="preserve">• </w:t>
-      </w:r>
-      <w:r>
-        <w:rPr>
-          <w:rFonts w:ascii="Arial" w:hAnsi="Arial" w:eastAsia="Arial" w:cs="Arial"/>
-          <w:b/>
-          <w:color w:val="000000"/>
-          <w:sz w:val="20"/>
-          <w:u w:val="none"/>
-        </w:rPr>
-        <w:t>Component</w:t>
-      </w:r>
-      <w:r>
-        <w:rPr>
-          <w:rFonts w:ascii="Arial" w:hAnsi="Arial" w:eastAsia="Arial" w:cs="Arial"/>
-          <w:b w:val="0"/>
-          <w:color w:val="000000"/>
-          <w:sz w:val="20"/>
-          <w:u w:val="none"/>
-        </w:rPr>
-        <w:t>: POS</w:t>
-      </w:r>
-    </w:p>
-    <w:p>
-      <w:pPr>
-        <w:spacing w:before="0" w:after="40"/>
-        <w:ind w:left="360" w:hanging="240"/>
-      </w:pPr>
-      <w:r>
-        <w:rPr>
-          <w:rFonts w:ascii="Arial" w:hAnsi="Arial" w:eastAsia="Arial" w:cs="Arial"/>
-          <w:b w:val="0"/>
-          <w:color w:val="000000"/>
-          <w:sz w:val="20"/>
-          <w:u w:val="none"/>
-        </w:rPr>
-        <w:t xml:space="preserve">• </w:t>
-      </w:r>
-      <w:r>
-        <w:rPr>
-          <w:rFonts w:ascii="Arial" w:hAnsi="Arial" w:eastAsia="Arial" w:cs="Arial"/>
-          <w:b/>
-          <w:color w:val="000000"/>
-          <w:sz w:val="20"/>
-          <w:u w:val="none"/>
-        </w:rPr>
-        <w:t>Issue Type</w:t>
-      </w:r>
-      <w:r>
-        <w:rPr>
-          <w:rFonts w:ascii="Arial" w:hAnsi="Arial" w:eastAsia="Arial" w:cs="Arial"/>
-          <w:b w:val="0"/>
-          <w:color w:val="000000"/>
-          <w:sz w:val="20"/>
-          <w:u w:val="none"/>
-        </w:rPr>
-        <w:t>: New Feature</w:t>
-      </w:r>
-    </w:p>
-    <w:p>
-      <w:pPr>
-        <w:spacing w:before="0" w:after="40"/>
-        <w:ind w:left="360" w:hanging="240"/>
-      </w:pPr>
-      <w:r>
-        <w:rPr>
-          <w:rFonts w:ascii="Arial" w:hAnsi="Arial" w:eastAsia="Arial" w:cs="Arial"/>
-          <w:b w:val="0"/>
-          <w:color w:val="000000"/>
-          <w:sz w:val="20"/>
-          <w:u w:val="none"/>
-        </w:rPr>
-        <w:t xml:space="preserve">• </w:t>
-      </w:r>
-      <w:r>
-        <w:rPr>
-          <w:rFonts w:ascii="Arial" w:hAnsi="Arial" w:eastAsia="Arial" w:cs="Arial"/>
-          <w:b/>
-          <w:color w:val="000000"/>
-          <w:sz w:val="20"/>
-          <w:u w:val="none"/>
-        </w:rPr>
-        <w:t>Interface</w:t>
-      </w:r>
-      <w:r>
-        <w:rPr>
-          <w:rFonts w:ascii="Arial" w:hAnsi="Arial" w:eastAsia="Arial" w:cs="Arial"/>
-          <w:b w:val="0"/>
-          <w:color w:val="000000"/>
-          <w:sz w:val="20"/>
-          <w:u w:val="none"/>
-        </w:rPr>
-        <w:t>: API Portal (Shiji KDS interface / third-party integration)</w:t>
-      </w:r>
-    </w:p>
-    <w:p>
-      <w:pPr>
-        <w:spacing w:before="0" w:after="40"/>
-        <w:ind w:left="360" w:hanging="240"/>
-      </w:pPr>
-      <w:r>
-        <w:rPr>
-          <w:rFonts w:ascii="Arial" w:hAnsi="Arial" w:eastAsia="Arial" w:cs="Arial"/>
-          <w:b w:val="0"/>
-          <w:color w:val="000000"/>
-          <w:sz w:val="20"/>
-          <w:u w:val="none"/>
-        </w:rPr>
-        <w:t xml:space="preserve">• </w:t>
-      </w:r>
-      <w:r>
-        <w:rPr>
-          <w:rFonts w:ascii="Arial" w:hAnsi="Arial" w:eastAsia="Arial" w:cs="Arial"/>
-          <w:b/>
-          <w:color w:val="000000"/>
-          <w:sz w:val="20"/>
-          <w:u w:val="none"/>
-        </w:rPr>
-        <w:t>Test Network</w:t>
-      </w:r>
-      <w:r>
-        <w:rPr>
-          <w:rFonts w:ascii="Arial" w:hAnsi="Arial" w:eastAsia="Arial" w:cs="Arial"/>
-          <w:b w:val="0"/>
-          <w:color w:val="000000"/>
-          <w:sz w:val="20"/>
-          <w:u w:val="none"/>
-        </w:rPr>
-        <w:t>: Cloud, Local, Mobile, OnPremise, Wireless, Wired</w:t>
-      </w:r>
-    </w:p>
-    <w:p>
-      <w:pPr>
-        <w:spacing w:before="0" w:after="40"/>
-        <w:ind w:left="360" w:hanging="240"/>
-      </w:pPr>
-      <w:r>
-        <w:rPr>
-          <w:rFonts w:ascii="Arial" w:hAnsi="Arial" w:eastAsia="Arial" w:cs="Arial"/>
-          <w:b w:val="0"/>
-          <w:color w:val="000000"/>
-          <w:sz w:val="20"/>
-          <w:u w:val="none"/>
-        </w:rPr>
-        <w:t xml:space="preserve">• </w:t>
-      </w:r>
-      <w:r>
-        <w:rPr>
-          <w:rFonts w:ascii="Arial" w:hAnsi="Arial" w:eastAsia="Arial" w:cs="Arial"/>
-          <w:b/>
-          <w:color w:val="000000"/>
-          <w:sz w:val="20"/>
-          <w:u w:val="none"/>
-        </w:rPr>
-        <w:t>QC Tester</w:t>
-      </w:r>
-      <w:r>
-        <w:rPr>
-          <w:rFonts w:ascii="Arial" w:hAnsi="Arial" w:eastAsia="Arial" w:cs="Arial"/>
-          <w:b w:val="0"/>
-          <w:color w:val="000000"/>
-          <w:sz w:val="20"/>
-          <w:u w:val="none"/>
-        </w:rPr>
-        <w:t>: N/A</w:t>
-      </w:r>
-    </w:p>
-    <w:p>
-      <w:pPr>
-        <w:spacing w:before="0" w:after="40"/>
-        <w:ind w:left="360" w:hanging="240"/>
-      </w:pPr>
-      <w:r>
-        <w:rPr>
-          <w:rFonts w:ascii="Arial" w:hAnsi="Arial" w:eastAsia="Arial" w:cs="Arial"/>
-          <w:b w:val="0"/>
-          <w:color w:val="000000"/>
-          <w:sz w:val="20"/>
-          <w:u w:val="none"/>
-        </w:rPr>
-        <w:t xml:space="preserve">• </w:t>
-      </w:r>
-      <w:r>
-        <w:rPr>
-          <w:rFonts w:ascii="Arial" w:hAnsi="Arial" w:eastAsia="Arial" w:cs="Arial"/>
-          <w:b/>
-          <w:color w:val="000000"/>
-          <w:sz w:val="20"/>
-          <w:u w:val="none"/>
-        </w:rPr>
-        <w:t>QC Reviewer</w:t>
-      </w:r>
-      <w:r>
-        <w:rPr>
-          <w:rFonts w:ascii="Arial" w:hAnsi="Arial" w:eastAsia="Arial" w:cs="Arial"/>
-          <w:b w:val="0"/>
-          <w:color w:val="000000"/>
-          <w:sz w:val="20"/>
-          <w:u w:val="none"/>
-        </w:rPr>
-        <w:t>: N/A</w:t>
-      </w:r>
-    </w:p>
-    <w:p>
-      <w:pPr>
-        <w:spacing w:before="200" w:after="120"/>
-      </w:pPr>
-      <w:r>
-        <w:rPr>
-          <w:rFonts w:ascii="Arial" w:hAnsi="Arial" w:eastAsia="Arial" w:cs="Arial"/>
-          <w:b/>
-          <w:color w:val="000000"/>
-          <w:sz w:val="26"/>
-          <w:u w:val="single"/>
-        </w:rPr>
-        <w:t>Appendix</w:t>
-      </w:r>
-    </w:p>
-    <w:p>
-      <w:pPr>
-        <w:spacing w:before="160" w:after="80"/>
-      </w:pPr>
-      <w:r>
-        <w:rPr>
-          <w:rFonts w:ascii="Arial" w:hAnsi="Arial" w:eastAsia="Arial" w:cs="Arial"/>
-          <w:b/>
-          <w:color w:val="001EFF"/>
-          <w:sz w:val="24"/>
-          <w:u w:val="none"/>
-        </w:rPr>
-        <w:t>Acceptance Criteria (from JIRA HERO-68814)</w:t>
-      </w:r>
-    </w:p>
-    <w:p>
-      <w:pPr>
-        <w:spacing w:before="0" w:after="80"/>
-      </w:pPr>
-      <w:r>
-        <w:rPr>
-          <w:rFonts w:ascii="Arial" w:hAnsi="Arial" w:eastAsia="Arial" w:cs="Arial"/>
-          <w:b w:val="0"/>
-          <w:color w:val="000000"/>
-          <w:sz w:val="20"/>
-          <w:u w:val="none"/>
-        </w:rPr>
-        <w:t>Enhancement: Design new API for KDS to trigger Unmark Delivery function key</w:t>
-      </w:r>
-    </w:p>
-    <w:p>
-      <w:pPr>
-        <w:spacing w:before="0" w:after="80"/>
-      </w:pPr>
-      <w:r>
-        <w:rPr>
-          <w:rFonts w:ascii="Arial" w:hAnsi="Arial" w:eastAsia="Arial" w:cs="Arial"/>
-          <w:b w:val="0"/>
-          <w:color w:val="000000"/>
-          <w:sz w:val="20"/>
-          <w:u w:val="none"/>
-        </w:rPr>
-        <w:t>Parameter: outlet, check id, item id, quantity</w:t>
-      </w:r>
-    </w:p>
-    <w:p>
-      <w:pPr>
-        <w:spacing w:before="0" w:after="80"/>
-      </w:pPr>
-      <w:r>
-        <w:rPr>
-          <w:rFonts w:ascii="Arial" w:hAnsi="Arial" w:eastAsia="Arial" w:cs="Arial"/>
-          <w:b w:val="0"/>
-          <w:color w:val="000000"/>
-          <w:sz w:val="20"/>
-          <w:u w:val="none"/>
-        </w:rPr>
-        <w:t>POS supports a new API request in API portal for unmark delivery for Shiji KDS interface usage. Use existing API Cloud logic to let Shiji KDS interface/other third party to trigger the unmark delivery action.</w:t>
-      </w:r>
-    </w:p>
-    <w:p>
-      <w:pPr>
-        <w:spacing w:before="0" w:after="40"/>
-        <w:ind w:left="360" w:hanging="240"/>
-      </w:pPr>
-      <w:r>
-        <w:rPr>
-          <w:rFonts w:ascii="Arial" w:hAnsi="Arial" w:eastAsia="Arial" w:cs="Arial"/>
-          <w:b w:val="0"/>
-          <w:color w:val="000000"/>
-          <w:sz w:val="20"/>
-          <w:u w:val="none"/>
-        </w:rPr>
-        <w:t>• Only available for unmarked delivery and old items</w:t>
-      </w:r>
-    </w:p>
-    <w:p>
-      <w:pPr>
-        <w:spacing w:before="0" w:after="40"/>
-        <w:ind w:left="360" w:hanging="240"/>
-      </w:pPr>
-      <w:r>
-        <w:rPr>
-          <w:rFonts w:ascii="Arial" w:hAnsi="Arial" w:eastAsia="Arial" w:cs="Arial"/>
-          <w:b w:val="0"/>
-          <w:color w:val="000000"/>
-          <w:sz w:val="20"/>
-          <w:u w:val="none"/>
-        </w:rPr>
-        <w:t>• Support multiple unmarked delivery items in single request</w:t>
-      </w:r>
-    </w:p>
-    <w:p>
-      <w:pPr>
-        <w:spacing w:before="0" w:after="40"/>
-        <w:ind w:left="360" w:hanging="240"/>
-      </w:pPr>
-      <w:r>
-        <w:rPr>
-          <w:rFonts w:ascii="Arial" w:hAnsi="Arial" w:eastAsia="Arial" w:cs="Arial"/>
-          <w:b w:val="0"/>
-          <w:color w:val="000000"/>
-          <w:sz w:val="20"/>
-          <w:u w:val="none"/>
-        </w:rPr>
-        <w:t>• System supports unmark delivery for all items of a check when no items are given in the request</w:t>
-      </w:r>
-    </w:p>
-    <w:p>
-      <w:pPr>
-        <w:spacing w:before="0" w:after="40"/>
-        <w:ind w:left="360" w:hanging="240"/>
-      </w:pPr>
-      <w:r>
-        <w:rPr>
-          <w:rFonts w:ascii="Arial" w:hAnsi="Arial" w:eastAsia="Arial" w:cs="Arial"/>
-          <w:b w:val="0"/>
-          <w:color w:val="000000"/>
-          <w:sz w:val="20"/>
-          <w:u w:val="none"/>
-        </w:rPr>
-        <w:t>• System supports a new action print queue for unmark delivery (tbc)</w:t>
-      </w:r>
-    </w:p>
-    <w:p>
-      <w:pPr>
-        <w:spacing w:before="0" w:after="80"/>
-      </w:pPr>
-      <w:r>
-        <w:rPr>
-          <w:rFonts w:ascii="Arial" w:hAnsi="Arial" w:eastAsia="Arial" w:cs="Arial"/>
-          <w:b w:val="0"/>
-          <w:color w:val="000000"/>
-          <w:sz w:val="20"/>
-          <w:u w:val="none"/>
-        </w:rPr>
-        <w:t>Unsuccessful Scenario: no table/check, no item record, table is not occupied, table is locked</w:t>
-      </w:r>
-    </w:p>
-    <w:p>
-      <w:pPr>
-        <w:spacing w:before="0" w:after="80"/>
-      </w:pPr>
-      <w:r>
-        <w:rPr>
-          <w:rFonts w:ascii="Arial" w:hAnsi="Arial" w:eastAsia="Arial" w:cs="Arial"/>
-          <w:b w:val="0"/>
-          <w:color w:val="000000"/>
-          <w:sz w:val="20"/>
-          <w:u w:val="none"/>
-        </w:rPr>
-        <w:t>Error Handling:</w:t>
-      </w:r>
-    </w:p>
-    <w:p>
-      <w:pPr>
-        <w:spacing w:before="0" w:after="40"/>
-        <w:ind w:left="360" w:hanging="240"/>
-      </w:pPr>
-      <w:r>
-        <w:rPr>
-          <w:rFonts w:ascii="Arial" w:hAnsi="Arial" w:eastAsia="Arial" w:cs="Arial"/>
-          <w:b w:val="0"/>
-          <w:color w:val="000000"/>
-          <w:sz w:val="20"/>
-          <w:u w:val="none"/>
-        </w:rPr>
-        <w:t>• Table Locked or Vacant: Wait until the table unlock / the table status change to not vacant</w:t>
-      </w:r>
-    </w:p>
-    <w:p>
-      <w:pPr>
-        <w:spacing w:before="0" w:after="40"/>
-        <w:ind w:left="360" w:hanging="240"/>
-      </w:pPr>
-      <w:r>
-        <w:rPr>
-          <w:rFonts w:ascii="Arial" w:hAnsi="Arial" w:eastAsia="Arial" w:cs="Arial"/>
-          <w:b w:val="0"/>
-          <w:color w:val="000000"/>
-          <w:sz w:val="20"/>
-          <w:u w:val="none"/>
-        </w:rPr>
-        <w:t>• Cannot find the item under Check: follow the check number, unmark delivery for the remaining item</w:t>
-      </w:r>
-    </w:p>
-    <w:p>
-      <w:pPr>
-        <w:spacing w:before="0" w:after="40"/>
-        <w:ind w:left="360" w:hanging="240"/>
-      </w:pPr>
-      <w:r>
-        <w:rPr>
-          <w:rFonts w:ascii="Arial" w:hAnsi="Arial" w:eastAsia="Arial" w:cs="Arial"/>
-          <w:b w:val="0"/>
-          <w:color w:val="000000"/>
-          <w:sz w:val="20"/>
-          <w:u w:val="none"/>
-        </w:rPr>
-        <w:t>• Item has been unmarked as delivered: unmark delivery for the remaining item</w:t>
-      </w:r>
-    </w:p>
-    <w:p>
-      <w:pPr>
-        <w:spacing w:before="0" w:after="80"/>
-      </w:pPr>
-      <w:r>
-        <w:rPr>
-          <w:rFonts w:ascii="Arial" w:hAnsi="Arial" w:eastAsia="Arial" w:cs="Arial"/>
-          <w:b w:val="0"/>
-          <w:color w:val="000000"/>
-          <w:sz w:val="20"/>
-          <w:u w:val="none"/>
-        </w:rPr>
-        <w:t>Retry mechanism: let KDS to retry</w:t>
-      </w:r>
-    </w:p>
-    <w:p>
-      <w:pPr>
-        <w:spacing w:before="0" w:after="80"/>
-      </w:pPr>
-      <w:r>
-        <w:rPr>
-          <w:rFonts w:ascii="Arial" w:hAnsi="Arial" w:eastAsia="Arial" w:cs="Arial"/>
-          <w:b w:val="0"/>
-          <w:color w:val="000000"/>
-          <w:sz w:val="20"/>
-          <w:u w:val="none"/>
-        </w:rPr>
-        <w:t>Workflow for API portal:</w:t>
-      </w:r>
-    </w:p>
-    <w:p>
-      <w:pPr>
-        <w:spacing w:before="0" w:after="40"/>
-        <w:ind w:left="360" w:hanging="240"/>
-      </w:pPr>
-      <w:r>
-        <w:rPr>
-          <w:rFonts w:ascii="Arial" w:hAnsi="Arial" w:eastAsia="Arial" w:cs="Arial"/>
-          <w:b w:val="0"/>
-          <w:color w:val="000000"/>
-          <w:sz w:val="20"/>
-          <w:u w:val="none"/>
-        </w:rPr>
-        <w:t>1. System receives the request for unmark delivery</w:t>
-      </w:r>
-    </w:p>
-    <w:p>
-      <w:pPr>
-        <w:spacing w:before="0" w:after="40"/>
-        <w:ind w:left="360" w:hanging="240"/>
-      </w:pPr>
-      <w:r>
-        <w:rPr>
-          <w:rFonts w:ascii="Arial" w:hAnsi="Arial" w:eastAsia="Arial" w:cs="Arial"/>
-          <w:b w:val="0"/>
-          <w:color w:val="000000"/>
-          <w:sz w:val="20"/>
-          <w:u w:val="none"/>
-        </w:rPr>
-        <w:t>2. If the target check cannot be opened, the system returns the existing error message and abort action request</w:t>
-      </w:r>
-    </w:p>
-    <w:p>
-      <w:pPr>
-        <w:spacing w:before="0" w:after="40"/>
-        <w:ind w:left="360" w:hanging="240"/>
-      </w:pPr>
-      <w:r>
-        <w:rPr>
-          <w:rFonts w:ascii="Arial" w:hAnsi="Arial" w:eastAsia="Arial" w:cs="Arial"/>
-          <w:b w:val="0"/>
-          <w:color w:val="000000"/>
-          <w:sz w:val="20"/>
-          <w:u w:val="none"/>
-        </w:rPr>
-        <w:t>3. Open the target table</w:t>
-      </w:r>
-    </w:p>
-    <w:p>
-      <w:pPr>
-        <w:spacing w:before="0" w:after="40"/>
-        <w:ind w:left="360" w:hanging="240"/>
-      </w:pPr>
-      <w:r>
-        <w:rPr>
-          <w:rFonts w:ascii="Arial" w:hAnsi="Arial" w:eastAsia="Arial" w:cs="Arial"/>
-          <w:b w:val="0"/>
-          <w:color w:val="000000"/>
-          <w:sz w:val="20"/>
-          <w:u w:val="none"/>
-        </w:rPr>
-        <w:t>4. If Shiji KDS interface is attached to the outlet, system uses the provided internal check item ID to retrieve the target item</w:t>
-      </w:r>
-    </w:p>
-    <w:p>
-      <w:pPr>
-        <w:spacing w:before="0" w:after="40"/>
-        <w:ind w:left="360" w:hanging="240"/>
-      </w:pPr>
-      <w:r>
-        <w:rPr>
-          <w:rFonts w:ascii="Arial" w:hAnsi="Arial" w:eastAsia="Arial" w:cs="Arial"/>
-          <w:b w:val="0"/>
-          <w:color w:val="000000"/>
-          <w:sz w:val="20"/>
-          <w:u w:val="none"/>
-        </w:rPr>
-        <w:t>5. If Shiji KDS interface NOT attached, system uses the item unique key (related to setup 1) to retrieve the target item</w:t>
-      </w:r>
-    </w:p>
-    <w:p>
-      <w:pPr>
-        <w:spacing w:before="0" w:after="40"/>
-        <w:ind w:left="360" w:hanging="240"/>
-      </w:pPr>
-      <w:r>
-        <w:rPr>
-          <w:rFonts w:ascii="Arial" w:hAnsi="Arial" w:eastAsia="Arial" w:cs="Arial"/>
-          <w:b w:val="0"/>
-          <w:color w:val="000000"/>
-          <w:sz w:val="20"/>
-          <w:u w:val="none"/>
-        </w:rPr>
-        <w:t>6. If the no items array provided in the request, loop all the items to clear the delivered status, go to step 10</w:t>
-      </w:r>
-    </w:p>
-    <w:p>
-      <w:pPr>
-        <w:spacing w:before="0" w:after="40"/>
-        <w:ind w:left="360" w:hanging="240"/>
-      </w:pPr>
-      <w:r>
-        <w:rPr>
-          <w:rFonts w:ascii="Arial" w:hAnsi="Arial" w:eastAsia="Arial" w:cs="Arial"/>
-          <w:b w:val="0"/>
-          <w:color w:val="000000"/>
-          <w:sz w:val="20"/>
-          <w:u w:val="none"/>
-        </w:rPr>
-        <w:t>7. If there is item array provided in the request, loop the item array one by one, go to next step</w:t>
-      </w:r>
-    </w:p>
-    <w:p>
-      <w:pPr>
-        <w:spacing w:before="0" w:after="40"/>
-        <w:ind w:left="360" w:hanging="240"/>
-      </w:pPr>
-      <w:r>
-        <w:rPr>
-          <w:rFonts w:ascii="Arial" w:hAnsi="Arial" w:eastAsia="Arial" w:cs="Arial"/>
-          <w:b w:val="0"/>
-          <w:color w:val="000000"/>
-          <w:sz w:val="20"/>
-          <w:u w:val="none"/>
-        </w:rPr>
-        <w:t>8. If the target item is not found in the check, the system treats this item as fail, and goes to step 12</w:t>
-      </w:r>
-    </w:p>
-    <w:p>
-      <w:pPr>
-        <w:spacing w:before="0" w:after="40"/>
-        <w:ind w:left="360" w:hanging="240"/>
-      </w:pPr>
-      <w:r>
-        <w:rPr>
-          <w:rFonts w:ascii="Arial" w:hAnsi="Arial" w:eastAsia="Arial" w:cs="Arial"/>
-          <w:b w:val="0"/>
-          <w:color w:val="000000"/>
-          <w:sz w:val="20"/>
-          <w:u w:val="none"/>
-        </w:rPr>
-        <w:t>9. If the target items are found, go to next step</w:t>
-      </w:r>
-    </w:p>
-    <w:p>
-      <w:pPr>
-        <w:spacing w:before="0" w:after="40"/>
-        <w:ind w:left="360" w:hanging="240"/>
-      </w:pPr>
-      <w:r>
-        <w:rPr>
-          <w:rFonts w:ascii="Arial" w:hAnsi="Arial" w:eastAsia="Arial" w:cs="Arial"/>
-          <w:b w:val="0"/>
-          <w:color w:val="000000"/>
-          <w:sz w:val="20"/>
-          <w:u w:val="none"/>
-        </w:rPr>
-        <w:t>10. If the corresponding item is NOT marked as delivered previously, the system treats this item as failed, and goes to step 12</w:t>
-      </w:r>
-    </w:p>
-    <w:p>
-      <w:pPr>
-        <w:spacing w:before="0" w:after="40"/>
-        <w:ind w:left="360" w:hanging="240"/>
-      </w:pPr>
-      <w:r>
-        <w:rPr>
-          <w:rFonts w:ascii="Arial" w:hAnsi="Arial" w:eastAsia="Arial" w:cs="Arial"/>
-          <w:b w:val="0"/>
-          <w:color w:val="000000"/>
-          <w:sz w:val="20"/>
-          <w:u w:val="none"/>
-        </w:rPr>
-        <w:t>11. If the corresponding item is marked as delivered previously, the system clears the delivered status</w:t>
-      </w:r>
-    </w:p>
-    <w:p>
-      <w:pPr>
-        <w:spacing w:before="0" w:after="40"/>
-        <w:ind w:left="360" w:hanging="240"/>
-      </w:pPr>
-      <w:r>
-        <w:rPr>
-          <w:rFonts w:ascii="Arial" w:hAnsi="Arial" w:eastAsia="Arial" w:cs="Arial"/>
-          <w:b w:val="0"/>
-          <w:color w:val="000000"/>
-          <w:sz w:val="20"/>
-          <w:u w:val="none"/>
-        </w:rPr>
-        <w:t>12. Go back to step 6 to proceed with the next item OR go to next step if it is last item</w:t>
-      </w:r>
-    </w:p>
-    <w:p>
-      <w:pPr>
-        <w:spacing w:before="0" w:after="40"/>
-        <w:ind w:left="360" w:hanging="240"/>
-      </w:pPr>
-      <w:r>
-        <w:rPr>
-          <w:rFonts w:ascii="Arial" w:hAnsi="Arial" w:eastAsia="Arial" w:cs="Arial"/>
-          <w:b w:val="0"/>
-          <w:color w:val="000000"/>
-          <w:sz w:val="20"/>
-          <w:u w:val="none"/>
-        </w:rPr>
-        <w:t>13. If setup 2 does not exist OR has the value "Yes", system prints the slip mark delivery action slip</w:t>
-      </w:r>
-    </w:p>
-    <w:p>
-      <w:pPr>
-        <w:spacing w:before="0" w:after="40"/>
-        <w:ind w:left="360" w:hanging="240"/>
-      </w:pPr>
-      <w:r>
-        <w:rPr>
-          <w:rFonts w:ascii="Arial" w:hAnsi="Arial" w:eastAsia="Arial" w:cs="Arial"/>
-          <w:b w:val="0"/>
-          <w:color w:val="000000"/>
-          <w:sz w:val="20"/>
-          <w:u w:val="none"/>
-        </w:rPr>
-        <w:t>14. If setup 2 has the value "No", the system does not print the action slip for mark delivery</w:t>
-      </w:r>
-    </w:p>
-    <w:p>
-      <w:pPr>
-        <w:spacing w:before="0" w:after="40"/>
-        <w:ind w:left="360" w:hanging="240"/>
-      </w:pPr>
-      <w:r>
-        <w:rPr>
-          <w:rFonts w:ascii="Arial" w:hAnsi="Arial" w:eastAsia="Arial" w:cs="Arial"/>
-          <w:b w:val="0"/>
-          <w:color w:val="000000"/>
-          <w:sz w:val="20"/>
-          <w:u w:val="none"/>
-        </w:rPr>
-        <w:t>15. If the delivered status of any items is cleared successfully, the system returns a successful response</w:t>
-      </w:r>
-    </w:p>
-    <w:p>
-      <w:pPr>
-        <w:spacing w:before="0" w:after="40"/>
-        <w:ind w:left="360" w:hanging="240"/>
-      </w:pPr>
-      <w:r>
-        <w:rPr>
-          <w:rFonts w:ascii="Arial" w:hAnsi="Arial" w:eastAsia="Arial" w:cs="Arial"/>
-          <w:b w:val="0"/>
-          <w:color w:val="000000"/>
-          <w:sz w:val="20"/>
-          <w:u w:val="none"/>
-        </w:rPr>
-        <w:t>16. If the delivered status of all items failed to be cleared, the system returns an error response</w:t>
-      </w:r>
-    </w:p>
-    <w:p>
-      <w:pPr>
-        <w:spacing w:before="0" w:after="80"/>
-      </w:pPr>
-      <w:r>
-        <w:rPr>
-          <w:rFonts w:ascii="Arial" w:hAnsi="Arial" w:eastAsia="Arial" w:cs="Arial"/>
-          <w:b w:val="0"/>
-          <w:color w:val="000000"/>
-          <w:sz w:val="20"/>
-          <w:u w:val="none"/>
-        </w:rPr>
-        <w:t>Setup:</w:t>
-      </w:r>
-    </w:p>
-    <w:p>
-      <w:pPr>
-        <w:spacing w:before="0" w:after="40"/>
-        <w:ind w:left="360" w:hanging="240"/>
-      </w:pPr>
-      <w:r>
-        <w:rPr>
-          <w:rFonts w:ascii="Arial" w:hAnsi="Arial" w:eastAsia="Arial" w:cs="Arial"/>
-          <w:b w:val="0"/>
-          <w:color w:val="000000"/>
-          <w:sz w:val="20"/>
-          <w:u w:val="none"/>
-        </w:rPr>
-        <w:t>• Setup 1: Enable API portal generate item unique key = Yes (Item References Settings under Config by Location)</w:t>
-      </w:r>
-    </w:p>
-    <w:p>
-      <w:pPr>
-        <w:spacing w:before="0" w:after="40"/>
-        <w:ind w:left="360" w:hanging="240"/>
-      </w:pPr>
-      <w:r>
-        <w:rPr>
-          <w:rFonts w:ascii="Arial" w:hAnsi="Arial" w:eastAsia="Arial" w:cs="Arial"/>
-          <w:b w:val="0"/>
-          <w:color w:val="000000"/>
-          <w:sz w:val="20"/>
-          <w:u w:val="none"/>
-        </w:rPr>
-        <w:t>• Setup 2: Print When Rollback (Action Print Queues under Printing Setup)</w:t>
+        <w:t>3. The delivered status is cleared on retry and a successful response is returned.</w:t>
       </w:r>
     </w:p>
     <w:sectPr>
